--- a/documentos/PainelAdministrativoDeAvaliacoes.docx
+++ b/documentos/PainelAdministrativoDeAvaliacoes.docx
@@ -264,6 +264,64 @@
               <w:spacing w:before="0" w:after="0"/>
             </w:pPr>
             <w:r>
+              <w:t xml:space="preserve">1.3</w:t>
+            </w:r>
+          </w:p>
+        </w:tc>
+        <w:tc>
+          <w:tcPr>
+            <w:tcW w:w="1367" w:type="dxa"/>
+            <w:vAlign w:val="center"/>
+          </w:tcPr>
+          <w:p>
+            <w:pPr>
+              <w:spacing w:before="0" w:after="0"/>
+            </w:pPr>
+            <w:r>
+              <w:t xml:space="preserve">2026-10-04</w:t>
+            </w:r>
+          </w:p>
+        </w:tc>
+        <w:tc>
+          <w:tcPr>
+            <w:tcW w:w="5616" w:type="dxa"/>
+            <w:vAlign w:val="center"/>
+          </w:tcPr>
+          <w:p>
+            <w:pPr>
+              <w:spacing w:before="0" w:after="0"/>
+            </w:pPr>
+            <w:r>
+              <w:t xml:space="preserve">Regenerado — Artefato regenerado com o engine 4.1.0: carimbo, subtítulo com Major Feature Set, tabela de Features sem a coluna Prioridade (perfil requisitos), tabela de Telas separada da régua seguinte e rodapé com o nome do N1. Mantida a coluna Caminho de menu, convenção desta instância</w:t>
+            </w:r>
+          </w:p>
+        </w:tc>
+        <w:tc>
+          <w:tcPr>
+            <w:tcW w:w="1568" w:type="dxa"/>
+            <w:vAlign w:val="center"/>
+          </w:tcPr>
+          <w:p>
+            <w:pPr>
+              <w:spacing w:before="0" w:after="0"/>
+            </w:pPr>
+            <w:r>
+              <w:t xml:space="preserve">PHL TI</w:t>
+            </w:r>
+          </w:p>
+        </w:tc>
+      </w:tr>
+      <w:tr>
+        <w:tc>
+          <w:tcPr>
+            <w:tcW w:w="1077" w:type="dxa"/>
+            <w:vAlign w:val="center"/>
+          </w:tcPr>
+          <w:p>
+            <w:pPr>
+              <w:spacing w:before="0" w:after="0"/>
+            </w:pPr>
+            <w:r>
               <w:t xml:space="preserve">1.2</w:t>
             </w:r>
           </w:p>
@@ -923,7 +981,7 @@
       <w:r>
         <w:drawing>
           <wp:inline distT="0" distB="0" distL="0" distR="0">
-            <wp:extent cx="4504674" cy="8412480"/>
+            <wp:extent cx="6035040" cy="7850581"/>
             <wp:effectExtent l="0" t="0" r="0" b="0"/>
             <wp:docPr id="300" name="Jornada"/>
             <wp:cNvGraphicFramePr>
@@ -945,7 +1003,7 @@
                   <pic:spPr>
                     <a:xfrm>
                       <a:off x="0" y="0"/>
-                      <a:ext cx="4504674" cy="8412480"/>
+                      <a:ext cx="6035040" cy="7850581"/>
                     </a:xfrm>
                     <a:prstGeom prst="rect">
                       <a:avLst/>
@@ -1264,6 +1322,11 @@
       </w:r>
     </w:p>
     <w:p>
+      <w:r>
+        <w:t xml:space="preserve">No menu Premiação › Avaliações, o administrador recorta a lista por filtros como premiação, etapa e estado, ou busca pelo protocolo, e acompanha a árvore de inscrições, etapas e avaliadores com os indicadores no topo; cada linha leva ao detalhe da avaliação.</w:t>
+      </w:r>
+    </w:p>
+    <w:p>
       <w:pPr>
         <w:pStyle w:val="AxureHeadingBasic"/>
         <w:keepNext/>
@@ -1464,7 +1527,7 @@
               <w:spacing w:before="0" w:after="0"/>
             </w:pPr>
             <w:r>
-              <w:t xml:space="preserve">A visibilidade de cada avaliação segue a capability configurada na etapa: cada administrador acompanha apenas as inscrições das etapas autorizadas ao seu acesso. ⚠️ *(capability por etapa definida em Etapas e Configuração da Avaliação — a confirmar o modelo de escopo)*</w:t>
+              <w:t xml:space="preserve">A visibilidade de cada avaliação segue a capability configurada na etapa: cada administrador acompanha apenas as inscrições das etapas autorizadas ao seu acesso. ⚠️ (capability por etapa definida em Etapas e Configuração da Avaliação — a confirmar o modelo de escopo)</w:t>
             </w:r>
           </w:p>
         </w:tc>
@@ -1524,7 +1587,7 @@
               <w:spacing w:before="0" w:after="0"/>
             </w:pPr>
             <w:r>
-              <w:t xml:space="preserve">Cada inscrição acompanhada pertence ao estado (UF) do seu participante; as inscrições sem estado definido compõem o escopo Nacional. ⚠️ *(agrupamento "Nacional" adotado do fechamento por UF — a confirmar para o acompanhamento das avaliações)*</w:t>
+              <w:t xml:space="preserve">Cada inscrição acompanhada pertence ao estado (UF) do seu participante; as inscrições sem estado definido compõem o escopo Nacional. ⚠️ (agrupamento "Nacional" adotado do fechamento por UF — a confirmar para o acompanhamento das avaliações)</w:t>
             </w:r>
           </w:p>
         </w:tc>
@@ -2969,11 +3032,13 @@
         <w:tblLook w:val="04A0" w:firstRow="1" w:lastRow="0" w:firstColumn="1" w:lastColumn="0" w:noHBand="0" w:noVBand="1"/>
       </w:tblPr>
       <w:tblGrid>
-        <w:gridCol w:w="1925"/>
-        <w:gridCol w:w="1925"/>
-        <w:gridCol w:w="1925"/>
-        <w:gridCol w:w="1925"/>
-        <w:gridCol w:w="1928"/>
+        <w:gridCol w:w="1361"/>
+        <w:gridCol w:w="1179"/>
+        <w:gridCol w:w="1579"/>
+        <w:gridCol w:w="993"/>
+        <w:gridCol w:w="1475"/>
+        <w:gridCol w:w="1369"/>
+        <w:gridCol w:w="1672"/>
       </w:tblGrid>
       <w:tr>
         <w:trPr>
@@ -2981,7 +3046,7 @@
         </w:trPr>
         <w:tc>
           <w:tcPr>
-            <w:tcW w:w="1925" w:type="dxa"/>
+            <w:tcW w:w="1361" w:type="dxa"/>
             <w:shd w:val="clear" w:color="auto" w:fill="00B4C8"/>
             <w:vAlign w:val="center"/>
           </w:tcPr>
@@ -3005,7 +3070,7 @@
         </w:tc>
         <w:tc>
           <w:tcPr>
-            <w:tcW w:w="1925" w:type="dxa"/>
+            <w:tcW w:w="1179" w:type="dxa"/>
             <w:shd w:val="clear" w:color="auto" w:fill="00B4C8"/>
             <w:vAlign w:val="center"/>
           </w:tcPr>
@@ -3023,13 +3088,13 @@
                 <w:b/>
                 <w:bCs/>
               </w:rPr>
-              <w:t xml:space="preserve">Preenchimento</w:t>
-            </w:r>
-          </w:p>
-        </w:tc>
-        <w:tc>
-          <w:tcPr>
-            <w:tcW w:w="1925" w:type="dxa"/>
+              <w:t xml:space="preserve">Entidade</w:t>
+            </w:r>
+          </w:p>
+        </w:tc>
+        <w:tc>
+          <w:tcPr>
+            <w:tcW w:w="1579" w:type="dxa"/>
             <w:shd w:val="clear" w:color="auto" w:fill="00B4C8"/>
             <w:vAlign w:val="center"/>
           </w:tcPr>
@@ -3047,13 +3112,13 @@
                 <w:b/>
                 <w:bCs/>
               </w:rPr>
-              <w:t xml:space="preserve">Tipo</w:t>
-            </w:r>
-          </w:p>
-        </w:tc>
-        <w:tc>
-          <w:tcPr>
-            <w:tcW w:w="1925" w:type="dxa"/>
+              <w:t xml:space="preserve">Preenchimento</w:t>
+            </w:r>
+          </w:p>
+        </w:tc>
+        <w:tc>
+          <w:tcPr>
+            <w:tcW w:w="993" w:type="dxa"/>
             <w:shd w:val="clear" w:color="auto" w:fill="00B4C8"/>
             <w:vAlign w:val="center"/>
           </w:tcPr>
@@ -3071,13 +3136,13 @@
                 <w:b/>
                 <w:bCs/>
               </w:rPr>
-              <w:t xml:space="preserve">Obrigatório</w:t>
-            </w:r>
-          </w:p>
-        </w:tc>
-        <w:tc>
-          <w:tcPr>
-            <w:tcW w:w="1928" w:type="dxa"/>
+              <w:t xml:space="preserve">Edição</w:t>
+            </w:r>
+          </w:p>
+        </w:tc>
+        <w:tc>
+          <w:tcPr>
+            <w:tcW w:w="1475" w:type="dxa"/>
             <w:shd w:val="clear" w:color="auto" w:fill="00B4C8"/>
             <w:vAlign w:val="center"/>
           </w:tcPr>
@@ -3095,6 +3160,54 @@
                 <w:b/>
                 <w:bCs/>
               </w:rPr>
+              <w:t xml:space="preserve">Tipo</w:t>
+            </w:r>
+          </w:p>
+        </w:tc>
+        <w:tc>
+          <w:tcPr>
+            <w:tcW w:w="1369" w:type="dxa"/>
+            <w:shd w:val="clear" w:color="auto" w:fill="00B4C8"/>
+            <w:vAlign w:val="center"/>
+          </w:tcPr>
+          <w:p>
+            <w:pPr>
+              <w:spacing w:before="120" w:after="120"/>
+              <w:jc w:val="center"/>
+              <w:rPr>
+                <w:b/>
+                <w:bCs/>
+              </w:rPr>
+            </w:pPr>
+            <w:r>
+              <w:rPr>
+                <w:b/>
+                <w:bCs/>
+              </w:rPr>
+              <w:t xml:space="preserve">Obrigatório</w:t>
+            </w:r>
+          </w:p>
+        </w:tc>
+        <w:tc>
+          <w:tcPr>
+            <w:tcW w:w="1672" w:type="dxa"/>
+            <w:shd w:val="clear" w:color="auto" w:fill="00B4C8"/>
+            <w:vAlign w:val="center"/>
+          </w:tcPr>
+          <w:p>
+            <w:pPr>
+              <w:spacing w:before="120" w:after="120"/>
+              <w:jc w:val="center"/>
+              <w:rPr>
+                <w:b/>
+                <w:bCs/>
+              </w:rPr>
+            </w:pPr>
+            <w:r>
+              <w:rPr>
+                <w:b/>
+                <w:bCs/>
+              </w:rPr>
               <w:t xml:space="preserve">Validação</w:t>
             </w:r>
           </w:p>
@@ -3103,7 +3216,7 @@
       <w:tr>
         <w:tc>
           <w:tcPr>
-            <w:tcW w:w="1925" w:type="dxa"/>
+            <w:tcW w:w="1361" w:type="dxa"/>
             <w:vAlign w:val="center"/>
           </w:tcPr>
           <w:p>
@@ -3117,7 +3230,21 @@
         </w:tc>
         <w:tc>
           <w:tcPr>
-            <w:tcW w:w="1925" w:type="dxa"/>
+            <w:tcW w:w="1179" w:type="dxa"/>
+            <w:vAlign w:val="center"/>
+          </w:tcPr>
+          <w:p>
+            <w:pPr>
+              <w:spacing w:before="0" w:after="0"/>
+            </w:pPr>
+            <w:r>
+              <w:t xml:space="preserve">Premiação</w:t>
+            </w:r>
+          </w:p>
+        </w:tc>
+        <w:tc>
+          <w:tcPr>
+            <w:tcW w:w="1579" w:type="dxa"/>
             <w:vAlign w:val="center"/>
           </w:tcPr>
           <w:p>
@@ -3131,7 +3258,21 @@
         </w:tc>
         <w:tc>
           <w:tcPr>
-            <w:tcW w:w="1925" w:type="dxa"/>
+            <w:tcW w:w="993" w:type="dxa"/>
+            <w:vAlign w:val="center"/>
+          </w:tcPr>
+          <w:p>
+            <w:pPr>
+              <w:spacing w:before="0" w:after="0"/>
+            </w:pPr>
+            <w:r>
+              <w:t xml:space="preserve">editável</w:t>
+            </w:r>
+          </w:p>
+        </w:tc>
+        <w:tc>
+          <w:tcPr>
+            <w:tcW w:w="1475" w:type="dxa"/>
             <w:vAlign w:val="center"/>
           </w:tcPr>
           <w:p>
@@ -3145,7 +3286,7 @@
         </w:tc>
         <w:tc>
           <w:tcPr>
-            <w:tcW w:w="1925" w:type="dxa"/>
+            <w:tcW w:w="1369" w:type="dxa"/>
             <w:vAlign w:val="center"/>
           </w:tcPr>
           <w:p>
@@ -3159,7 +3300,7 @@
         </w:tc>
         <w:tc>
           <w:tcPr>
-            <w:tcW w:w="1928" w:type="dxa"/>
+            <w:tcW w:w="1672" w:type="dxa"/>
             <w:vAlign w:val="center"/>
           </w:tcPr>
           <w:p>
@@ -3175,7 +3316,7 @@
       <w:tr>
         <w:tc>
           <w:tcPr>
-            <w:tcW w:w="1925" w:type="dxa"/>
+            <w:tcW w:w="1361" w:type="dxa"/>
             <w:vAlign w:val="center"/>
           </w:tcPr>
           <w:p>
@@ -3189,7 +3330,21 @@
         </w:tc>
         <w:tc>
           <w:tcPr>
-            <w:tcW w:w="1925" w:type="dxa"/>
+            <w:tcW w:w="1179" w:type="dxa"/>
+            <w:vAlign w:val="center"/>
+          </w:tcPr>
+          <w:p>
+            <w:pPr>
+              <w:spacing w:before="0" w:after="0"/>
+            </w:pPr>
+            <w:r>
+              <w:t xml:space="preserve">Etapa</w:t>
+            </w:r>
+          </w:p>
+        </w:tc>
+        <w:tc>
+          <w:tcPr>
+            <w:tcW w:w="1579" w:type="dxa"/>
             <w:vAlign w:val="center"/>
           </w:tcPr>
           <w:p>
@@ -3203,7 +3358,21 @@
         </w:tc>
         <w:tc>
           <w:tcPr>
-            <w:tcW w:w="1925" w:type="dxa"/>
+            <w:tcW w:w="993" w:type="dxa"/>
+            <w:vAlign w:val="center"/>
+          </w:tcPr>
+          <w:p>
+            <w:pPr>
+              <w:spacing w:before="0" w:after="0"/>
+            </w:pPr>
+            <w:r>
+              <w:t xml:space="preserve">editável</w:t>
+            </w:r>
+          </w:p>
+        </w:tc>
+        <w:tc>
+          <w:tcPr>
+            <w:tcW w:w="1475" w:type="dxa"/>
             <w:vAlign w:val="center"/>
           </w:tcPr>
           <w:p>
@@ -3217,7 +3386,7 @@
         </w:tc>
         <w:tc>
           <w:tcPr>
-            <w:tcW w:w="1925" w:type="dxa"/>
+            <w:tcW w:w="1369" w:type="dxa"/>
             <w:vAlign w:val="center"/>
           </w:tcPr>
           <w:p>
@@ -3231,7 +3400,7 @@
         </w:tc>
         <w:tc>
           <w:tcPr>
-            <w:tcW w:w="1928" w:type="dxa"/>
+            <w:tcW w:w="1672" w:type="dxa"/>
             <w:vAlign w:val="center"/>
           </w:tcPr>
           <w:p>
@@ -3247,7 +3416,7 @@
       <w:tr>
         <w:tc>
           <w:tcPr>
-            <w:tcW w:w="1925" w:type="dxa"/>
+            <w:tcW w:w="1361" w:type="dxa"/>
             <w:vAlign w:val="center"/>
           </w:tcPr>
           <w:p>
@@ -3261,7 +3430,21 @@
         </w:tc>
         <w:tc>
           <w:tcPr>
-            <w:tcW w:w="1925" w:type="dxa"/>
+            <w:tcW w:w="1179" w:type="dxa"/>
+            <w:vAlign w:val="center"/>
+          </w:tcPr>
+          <w:p>
+            <w:pPr>
+              <w:spacing w:before="0" w:after="0"/>
+            </w:pPr>
+            <w:r>
+              <w:t xml:space="preserve">Unidade Federativa</w:t>
+            </w:r>
+          </w:p>
+        </w:tc>
+        <w:tc>
+          <w:tcPr>
+            <w:tcW w:w="1579" w:type="dxa"/>
             <w:vAlign w:val="center"/>
           </w:tcPr>
           <w:p>
@@ -3275,7 +3458,21 @@
         </w:tc>
         <w:tc>
           <w:tcPr>
-            <w:tcW w:w="1925" w:type="dxa"/>
+            <w:tcW w:w="993" w:type="dxa"/>
+            <w:vAlign w:val="center"/>
+          </w:tcPr>
+          <w:p>
+            <w:pPr>
+              <w:spacing w:before="0" w:after="0"/>
+            </w:pPr>
+            <w:r>
+              <w:t xml:space="preserve">editável</w:t>
+            </w:r>
+          </w:p>
+        </w:tc>
+        <w:tc>
+          <w:tcPr>
+            <w:tcW w:w="1475" w:type="dxa"/>
             <w:vAlign w:val="center"/>
           </w:tcPr>
           <w:p>
@@ -3289,7 +3486,7 @@
         </w:tc>
         <w:tc>
           <w:tcPr>
-            <w:tcW w:w="1925" w:type="dxa"/>
+            <w:tcW w:w="1369" w:type="dxa"/>
             <w:vAlign w:val="center"/>
           </w:tcPr>
           <w:p>
@@ -3303,7 +3500,7 @@
         </w:tc>
         <w:tc>
           <w:tcPr>
-            <w:tcW w:w="1928" w:type="dxa"/>
+            <w:tcW w:w="1672" w:type="dxa"/>
             <w:vAlign w:val="center"/>
           </w:tcPr>
           <w:p>
@@ -3319,7 +3516,7 @@
       <w:tr>
         <w:tc>
           <w:tcPr>
-            <w:tcW w:w="1925" w:type="dxa"/>
+            <w:tcW w:w="1361" w:type="dxa"/>
             <w:vAlign w:val="center"/>
           </w:tcPr>
           <w:p>
@@ -3333,7 +3530,21 @@
         </w:tc>
         <w:tc>
           <w:tcPr>
-            <w:tcW w:w="1925" w:type="dxa"/>
+            <w:tcW w:w="1179" w:type="dxa"/>
+            <w:vAlign w:val="center"/>
+          </w:tcPr>
+          <w:p>
+            <w:pPr>
+              <w:spacing w:before="0" w:after="0"/>
+            </w:pPr>
+            <w:r>
+              <w:t xml:space="preserve">dado de código</w:t>
+            </w:r>
+          </w:p>
+        </w:tc>
+        <w:tc>
+          <w:tcPr>
+            <w:tcW w:w="1579" w:type="dxa"/>
             <w:vAlign w:val="center"/>
           </w:tcPr>
           <w:p>
@@ -3347,7 +3558,21 @@
         </w:tc>
         <w:tc>
           <w:tcPr>
-            <w:tcW w:w="1925" w:type="dxa"/>
+            <w:tcW w:w="993" w:type="dxa"/>
+            <w:vAlign w:val="center"/>
+          </w:tcPr>
+          <w:p>
+            <w:pPr>
+              <w:spacing w:before="0" w:after="0"/>
+            </w:pPr>
+            <w:r>
+              <w:t xml:space="preserve">editável</w:t>
+            </w:r>
+          </w:p>
+        </w:tc>
+        <w:tc>
+          <w:tcPr>
+            <w:tcW w:w="1475" w:type="dxa"/>
             <w:vAlign w:val="center"/>
           </w:tcPr>
           <w:p>
@@ -3361,7 +3586,7 @@
         </w:tc>
         <w:tc>
           <w:tcPr>
-            <w:tcW w:w="1925" w:type="dxa"/>
+            <w:tcW w:w="1369" w:type="dxa"/>
             <w:vAlign w:val="center"/>
           </w:tcPr>
           <w:p>
@@ -3375,7 +3600,7 @@
         </w:tc>
         <w:tc>
           <w:tcPr>
-            <w:tcW w:w="1928" w:type="dxa"/>
+            <w:tcW w:w="1672" w:type="dxa"/>
             <w:vAlign w:val="center"/>
           </w:tcPr>
           <w:p>
@@ -3391,7 +3616,7 @@
       <w:tr>
         <w:tc>
           <w:tcPr>
-            <w:tcW w:w="1925" w:type="dxa"/>
+            <w:tcW w:w="1361" w:type="dxa"/>
             <w:vAlign w:val="center"/>
           </w:tcPr>
           <w:p>
@@ -3405,7 +3630,21 @@
         </w:tc>
         <w:tc>
           <w:tcPr>
-            <w:tcW w:w="1925" w:type="dxa"/>
+            <w:tcW w:w="1179" w:type="dxa"/>
+            <w:vAlign w:val="center"/>
+          </w:tcPr>
+          <w:p>
+            <w:pPr>
+              <w:spacing w:before="0" w:after="0"/>
+            </w:pPr>
+            <w:r>
+              <w:t xml:space="preserve">Inscrição</w:t>
+            </w:r>
+          </w:p>
+        </w:tc>
+        <w:tc>
+          <w:tcPr>
+            <w:tcW w:w="1579" w:type="dxa"/>
             <w:vAlign w:val="center"/>
           </w:tcPr>
           <w:p>
@@ -3419,7 +3658,21 @@
         </w:tc>
         <w:tc>
           <w:tcPr>
-            <w:tcW w:w="1925" w:type="dxa"/>
+            <w:tcW w:w="993" w:type="dxa"/>
+            <w:vAlign w:val="center"/>
+          </w:tcPr>
+          <w:p>
+            <w:pPr>
+              <w:spacing w:before="0" w:after="0"/>
+            </w:pPr>
+            <w:r>
+              <w:t xml:space="preserve">editável</w:t>
+            </w:r>
+          </w:p>
+        </w:tc>
+        <w:tc>
+          <w:tcPr>
+            <w:tcW w:w="1475" w:type="dxa"/>
             <w:vAlign w:val="center"/>
           </w:tcPr>
           <w:p>
@@ -3433,7 +3686,7 @@
         </w:tc>
         <w:tc>
           <w:tcPr>
-            <w:tcW w:w="1925" w:type="dxa"/>
+            <w:tcW w:w="1369" w:type="dxa"/>
             <w:vAlign w:val="center"/>
           </w:tcPr>
           <w:p>
@@ -3447,7 +3700,7 @@
         </w:tc>
         <w:tc>
           <w:tcPr>
-            <w:tcW w:w="1928" w:type="dxa"/>
+            <w:tcW w:w="1672" w:type="dxa"/>
             <w:vAlign w:val="center"/>
           </w:tcPr>
           <w:p>
@@ -3667,6 +3920,11 @@
       </w:r>
     </w:p>
     <w:p>
+      <w:r>
+        <w:t xml:space="preserve">No detalhe da avaliação, na aba "Consolidação", o administrador redige o texto com os pareceres individuais ao lado, marca se usou apoio de IA, pré-visualiza como o participante o verá e confirma a publicação.</w:t>
+      </w:r>
+    </w:p>
+    <w:p>
       <w:pPr>
         <w:pStyle w:val="AxureHeadingBasic"/>
         <w:keepNext/>
@@ -3777,7 +4035,7 @@
               <w:spacing w:before="0" w:after="0"/>
             </w:pPr>
             <w:r>
-              <w:t xml:space="preserve">A consolidação exige um texto com no mínimo 100 caracteres não-brancos e no máximo 6.000 caracteres. ⚠️ *(mínimo de 100 por HU-027; máximo de 6.000 por HU-031 — confirmar o mínimo definitivo)*</w:t>
+              <w:t xml:space="preserve">A consolidação exige um texto com no mínimo 100 caracteres não-brancos e no máximo 6.000 caracteres. ⚠️ (mínimo de 100 por HU-027; máximo de 6.000 por HU-031 — confirmar o mínimo definitivo)</w:t>
             </w:r>
           </w:p>
         </w:tc>
@@ -3897,7 +4155,7 @@
               <w:spacing w:before="0" w:after="0"/>
             </w:pPr>
             <w:r>
-              <w:t xml:space="preserve">O feedback consolidado torna-se visível ao participante depois de salvo, respeitada a data de liberação configurada na etapa. ⚠️ *(HU-027 indica visibilidade imediata; HU-031 condiciona à data de liberação — adotada a condição da data)*</w:t>
+              <w:t xml:space="preserve">O feedback consolidado torna-se visível ao participante depois de salvo, respeitada a data de liberação configurada na etapa. ⚠️ (HU-027 indica visibilidade imediata; HU-031 condiciona à data de liberação — adotada a condição da data)</w:t>
             </w:r>
           </w:p>
         </w:tc>
@@ -3927,7 +4185,7 @@
               <w:spacing w:before="0" w:after="0"/>
             </w:pPr>
             <w:r>
-              <w:t xml:space="preserve">O feedback consolidado das inscrições de um estado é imutável a partir do fechamento daquele estado na etapa; a reabertura do estado devolve o texto à condição alterável, preservando o conteúdo já consolidado. ⚠️ *(a reabertura por estado é feature nova prevista na SP05, ainda não especificada)*</w:t>
+              <w:t xml:space="preserve">O feedback consolidado das inscrições de um estado é imutável a partir do fechamento daquele estado na etapa; a reabertura do estado devolve o texto à condição alterável, preservando o conteúdo já consolidado. ⚠️ (a reabertura por estado é feature nova prevista na SP05, ainda não especificada)</w:t>
             </w:r>
           </w:p>
         </w:tc>
@@ -3957,7 +4215,7 @@
               <w:spacing w:before="0" w:after="0"/>
             </w:pPr>
             <w:r>
-              <w:t xml:space="preserve">A inscrição sem estado definido consolida no escopo Nacional, sujeito à mesma imutabilidade a partir do fechamento desse escopo. ⚠️ *(agrupamento "Nacional" adotado do fechamento por UF — a confirmar)*</w:t>
+              <w:t xml:space="preserve">A inscrição sem estado definido consolida no escopo Nacional, sujeito à mesma imutabilidade a partir do fechamento desse escopo. ⚠️ (agrupamento "Nacional" adotado do fechamento por UF — a confirmar)</w:t>
             </w:r>
           </w:p>
         </w:tc>
@@ -4767,11 +5025,13 @@
         <w:tblLook w:val="04A0" w:firstRow="1" w:lastRow="0" w:firstColumn="1" w:lastColumn="0" w:noHBand="0" w:noVBand="1"/>
       </w:tblPr>
       <w:tblGrid>
-        <w:gridCol w:w="1925"/>
-        <w:gridCol w:w="1925"/>
-        <w:gridCol w:w="1925"/>
-        <w:gridCol w:w="1925"/>
-        <w:gridCol w:w="1928"/>
+        <w:gridCol w:w="1367"/>
+        <w:gridCol w:w="1166"/>
+        <w:gridCol w:w="1666"/>
+        <w:gridCol w:w="1050"/>
+        <w:gridCol w:w="1063"/>
+        <w:gridCol w:w="1410"/>
+        <w:gridCol w:w="1906"/>
       </w:tblGrid>
       <w:tr>
         <w:trPr>
@@ -4779,7 +5039,7 @@
         </w:trPr>
         <w:tc>
           <w:tcPr>
-            <w:tcW w:w="1925" w:type="dxa"/>
+            <w:tcW w:w="1367" w:type="dxa"/>
             <w:shd w:val="clear" w:color="auto" w:fill="00B4C8"/>
             <w:vAlign w:val="center"/>
           </w:tcPr>
@@ -4803,7 +5063,7 @@
         </w:tc>
         <w:tc>
           <w:tcPr>
-            <w:tcW w:w="1925" w:type="dxa"/>
+            <w:tcW w:w="1166" w:type="dxa"/>
             <w:shd w:val="clear" w:color="auto" w:fill="00B4C8"/>
             <w:vAlign w:val="center"/>
           </w:tcPr>
@@ -4821,13 +5081,13 @@
                 <w:b/>
                 <w:bCs/>
               </w:rPr>
-              <w:t xml:space="preserve">Preenchimento</w:t>
-            </w:r>
-          </w:p>
-        </w:tc>
-        <w:tc>
-          <w:tcPr>
-            <w:tcW w:w="1925" w:type="dxa"/>
+              <w:t xml:space="preserve">Entidade</w:t>
+            </w:r>
+          </w:p>
+        </w:tc>
+        <w:tc>
+          <w:tcPr>
+            <w:tcW w:w="1666" w:type="dxa"/>
             <w:shd w:val="clear" w:color="auto" w:fill="00B4C8"/>
             <w:vAlign w:val="center"/>
           </w:tcPr>
@@ -4845,13 +5105,13 @@
                 <w:b/>
                 <w:bCs/>
               </w:rPr>
-              <w:t xml:space="preserve">Tipo</w:t>
-            </w:r>
-          </w:p>
-        </w:tc>
-        <w:tc>
-          <w:tcPr>
-            <w:tcW w:w="1925" w:type="dxa"/>
+              <w:t xml:space="preserve">Preenchimento</w:t>
+            </w:r>
+          </w:p>
+        </w:tc>
+        <w:tc>
+          <w:tcPr>
+            <w:tcW w:w="1050" w:type="dxa"/>
             <w:shd w:val="clear" w:color="auto" w:fill="00B4C8"/>
             <w:vAlign w:val="center"/>
           </w:tcPr>
@@ -4869,13 +5129,13 @@
                 <w:b/>
                 <w:bCs/>
               </w:rPr>
-              <w:t xml:space="preserve">Obrigatório</w:t>
-            </w:r>
-          </w:p>
-        </w:tc>
-        <w:tc>
-          <w:tcPr>
-            <w:tcW w:w="1928" w:type="dxa"/>
+              <w:t xml:space="preserve">Edição</w:t>
+            </w:r>
+          </w:p>
+        </w:tc>
+        <w:tc>
+          <w:tcPr>
+            <w:tcW w:w="1063" w:type="dxa"/>
             <w:shd w:val="clear" w:color="auto" w:fill="00B4C8"/>
             <w:vAlign w:val="center"/>
           </w:tcPr>
@@ -4893,6 +5153,54 @@
                 <w:b/>
                 <w:bCs/>
               </w:rPr>
+              <w:t xml:space="preserve">Tipo</w:t>
+            </w:r>
+          </w:p>
+        </w:tc>
+        <w:tc>
+          <w:tcPr>
+            <w:tcW w:w="1410" w:type="dxa"/>
+            <w:shd w:val="clear" w:color="auto" w:fill="00B4C8"/>
+            <w:vAlign w:val="center"/>
+          </w:tcPr>
+          <w:p>
+            <w:pPr>
+              <w:spacing w:before="120" w:after="120"/>
+              <w:jc w:val="center"/>
+              <w:rPr>
+                <w:b/>
+                <w:bCs/>
+              </w:rPr>
+            </w:pPr>
+            <w:r>
+              <w:rPr>
+                <w:b/>
+                <w:bCs/>
+              </w:rPr>
+              <w:t xml:space="preserve">Obrigatório</w:t>
+            </w:r>
+          </w:p>
+        </w:tc>
+        <w:tc>
+          <w:tcPr>
+            <w:tcW w:w="1906" w:type="dxa"/>
+            <w:shd w:val="clear" w:color="auto" w:fill="00B4C8"/>
+            <w:vAlign w:val="center"/>
+          </w:tcPr>
+          <w:p>
+            <w:pPr>
+              <w:spacing w:before="120" w:after="120"/>
+              <w:jc w:val="center"/>
+              <w:rPr>
+                <w:b/>
+                <w:bCs/>
+              </w:rPr>
+            </w:pPr>
+            <w:r>
+              <w:rPr>
+                <w:b/>
+                <w:bCs/>
+              </w:rPr>
               <w:t xml:space="preserve">Validação</w:t>
             </w:r>
           </w:p>
@@ -4901,7 +5209,7 @@
       <w:tr>
         <w:tc>
           <w:tcPr>
-            <w:tcW w:w="1925" w:type="dxa"/>
+            <w:tcW w:w="1367" w:type="dxa"/>
             <w:vAlign w:val="center"/>
           </w:tcPr>
           <w:p>
@@ -4915,7 +5223,21 @@
         </w:tc>
         <w:tc>
           <w:tcPr>
-            <w:tcW w:w="1925" w:type="dxa"/>
+            <w:tcW w:w="1166" w:type="dxa"/>
+            <w:vAlign w:val="center"/>
+          </w:tcPr>
+          <w:p>
+            <w:pPr>
+              <w:spacing w:before="0" w:after="0"/>
+            </w:pPr>
+            <w:r>
+              <w:t xml:space="preserve">Apuração por Etapa</w:t>
+            </w:r>
+          </w:p>
+        </w:tc>
+        <w:tc>
+          <w:tcPr>
+            <w:tcW w:w="1666" w:type="dxa"/>
             <w:vAlign w:val="center"/>
           </w:tcPr>
           <w:p>
@@ -4929,7 +5251,21 @@
         </w:tc>
         <w:tc>
           <w:tcPr>
-            <w:tcW w:w="1925" w:type="dxa"/>
+            <w:tcW w:w="1050" w:type="dxa"/>
+            <w:vAlign w:val="center"/>
+          </w:tcPr>
+          <w:p>
+            <w:pPr>
+              <w:spacing w:before="0" w:after="0"/>
+            </w:pPr>
+            <w:r>
+              <w:t xml:space="preserve">editável</w:t>
+            </w:r>
+          </w:p>
+        </w:tc>
+        <w:tc>
+          <w:tcPr>
+            <w:tcW w:w="1063" w:type="dxa"/>
             <w:vAlign w:val="center"/>
           </w:tcPr>
           <w:p>
@@ -4943,7 +5279,7 @@
         </w:tc>
         <w:tc>
           <w:tcPr>
-            <w:tcW w:w="1925" w:type="dxa"/>
+            <w:tcW w:w="1410" w:type="dxa"/>
             <w:vAlign w:val="center"/>
           </w:tcPr>
           <w:p>
@@ -4957,7 +5293,7 @@
         </w:tc>
         <w:tc>
           <w:tcPr>
-            <w:tcW w:w="1928" w:type="dxa"/>
+            <w:tcW w:w="1906" w:type="dxa"/>
             <w:vAlign w:val="center"/>
           </w:tcPr>
           <w:p>
@@ -4973,7 +5309,7 @@
       <w:tr>
         <w:tc>
           <w:tcPr>
-            <w:tcW w:w="1925" w:type="dxa"/>
+            <w:tcW w:w="1367" w:type="dxa"/>
             <w:vAlign w:val="center"/>
           </w:tcPr>
           <w:p>
@@ -4987,7 +5323,21 @@
         </w:tc>
         <w:tc>
           <w:tcPr>
-            <w:tcW w:w="1925" w:type="dxa"/>
+            <w:tcW w:w="1166" w:type="dxa"/>
+            <w:vAlign w:val="center"/>
+          </w:tcPr>
+          <w:p>
+            <w:pPr>
+              <w:spacing w:before="0" w:after="0"/>
+            </w:pPr>
+            <w:r>
+              <w:t xml:space="preserve">Apuração por Etapa</w:t>
+            </w:r>
+          </w:p>
+        </w:tc>
+        <w:tc>
+          <w:tcPr>
+            <w:tcW w:w="1666" w:type="dxa"/>
             <w:vAlign w:val="center"/>
           </w:tcPr>
           <w:p>
@@ -5001,7 +5351,21 @@
         </w:tc>
         <w:tc>
           <w:tcPr>
-            <w:tcW w:w="1925" w:type="dxa"/>
+            <w:tcW w:w="1050" w:type="dxa"/>
+            <w:vAlign w:val="center"/>
+          </w:tcPr>
+          <w:p>
+            <w:pPr>
+              <w:spacing w:before="0" w:after="0"/>
+            </w:pPr>
+            <w:r>
+              <w:t xml:space="preserve">editável</w:t>
+            </w:r>
+          </w:p>
+        </w:tc>
+        <w:tc>
+          <w:tcPr>
+            <w:tcW w:w="1063" w:type="dxa"/>
             <w:vAlign w:val="center"/>
           </w:tcPr>
           <w:p>
@@ -5015,7 +5379,7 @@
         </w:tc>
         <w:tc>
           <w:tcPr>
-            <w:tcW w:w="1925" w:type="dxa"/>
+            <w:tcW w:w="1410" w:type="dxa"/>
             <w:vAlign w:val="center"/>
           </w:tcPr>
           <w:p>
@@ -5029,7 +5393,7 @@
         </w:tc>
         <w:tc>
           <w:tcPr>
-            <w:tcW w:w="1928" w:type="dxa"/>
+            <w:tcW w:w="1906" w:type="dxa"/>
             <w:vAlign w:val="center"/>
           </w:tcPr>
           <w:p>
@@ -5334,6 +5698,11 @@
     <w:p>
       <w:r>
         <w:t xml:space="preserve">Permite ao administrador consultar o detalhe de uma inscrição em uma etapa, reunindo os avaliadores alocados, o parecer individual de cada um e as notas por questão, como base para a consolidação.</w:t>
+      </w:r>
+    </w:p>
+    <w:p>
+      <w:r>
+        <w:t xml:space="preserve">A partir da lista de avaliações, em Premiação › Avaliações, o administrador abre o detalhe de uma inscrição numa etapa, percorre a aba de cada avaliador, com o parecer e as notas, e, se quiser, abre a conferência das notas por questão.</w:t>
       </w:r>
     </w:p>
     <w:p>
@@ -6095,11 +6464,13 @@
         <w:tblLook w:val="04A0" w:firstRow="1" w:lastRow="0" w:firstColumn="1" w:lastColumn="0" w:noHBand="0" w:noVBand="1"/>
       </w:tblPr>
       <w:tblGrid>
-        <w:gridCol w:w="1925"/>
-        <w:gridCol w:w="1925"/>
-        <w:gridCol w:w="1925"/>
-        <w:gridCol w:w="1925"/>
-        <w:gridCol w:w="1928"/>
+        <w:gridCol w:w="1646"/>
+        <w:gridCol w:w="1274"/>
+        <w:gridCol w:w="1717"/>
+        <w:gridCol w:w="1029"/>
+        <w:gridCol w:w="790"/>
+        <w:gridCol w:w="1432"/>
+        <w:gridCol w:w="1740"/>
       </w:tblGrid>
       <w:tr>
         <w:trPr>
@@ -6107,7 +6478,7 @@
         </w:trPr>
         <w:tc>
           <w:tcPr>
-            <w:tcW w:w="1925" w:type="dxa"/>
+            <w:tcW w:w="1646" w:type="dxa"/>
             <w:shd w:val="clear" w:color="auto" w:fill="00B4C8"/>
             <w:vAlign w:val="center"/>
           </w:tcPr>
@@ -6131,7 +6502,7 @@
         </w:tc>
         <w:tc>
           <w:tcPr>
-            <w:tcW w:w="1925" w:type="dxa"/>
+            <w:tcW w:w="1274" w:type="dxa"/>
             <w:shd w:val="clear" w:color="auto" w:fill="00B4C8"/>
             <w:vAlign w:val="center"/>
           </w:tcPr>
@@ -6149,13 +6520,13 @@
                 <w:b/>
                 <w:bCs/>
               </w:rPr>
-              <w:t xml:space="preserve">Preenchimento</w:t>
-            </w:r>
-          </w:p>
-        </w:tc>
-        <w:tc>
-          <w:tcPr>
-            <w:tcW w:w="1925" w:type="dxa"/>
+              <w:t xml:space="preserve">Entidade</w:t>
+            </w:r>
+          </w:p>
+        </w:tc>
+        <w:tc>
+          <w:tcPr>
+            <w:tcW w:w="1717" w:type="dxa"/>
             <w:shd w:val="clear" w:color="auto" w:fill="00B4C8"/>
             <w:vAlign w:val="center"/>
           </w:tcPr>
@@ -6173,13 +6544,13 @@
                 <w:b/>
                 <w:bCs/>
               </w:rPr>
-              <w:t xml:space="preserve">Tipo</w:t>
-            </w:r>
-          </w:p>
-        </w:tc>
-        <w:tc>
-          <w:tcPr>
-            <w:tcW w:w="1925" w:type="dxa"/>
+              <w:t xml:space="preserve">Preenchimento</w:t>
+            </w:r>
+          </w:p>
+        </w:tc>
+        <w:tc>
+          <w:tcPr>
+            <w:tcW w:w="1029" w:type="dxa"/>
             <w:shd w:val="clear" w:color="auto" w:fill="00B4C8"/>
             <w:vAlign w:val="center"/>
           </w:tcPr>
@@ -6197,13 +6568,13 @@
                 <w:b/>
                 <w:bCs/>
               </w:rPr>
-              <w:t xml:space="preserve">Obrigatório</w:t>
-            </w:r>
-          </w:p>
-        </w:tc>
-        <w:tc>
-          <w:tcPr>
-            <w:tcW w:w="1928" w:type="dxa"/>
+              <w:t xml:space="preserve">Edição</w:t>
+            </w:r>
+          </w:p>
+        </w:tc>
+        <w:tc>
+          <w:tcPr>
+            <w:tcW w:w="790" w:type="dxa"/>
             <w:shd w:val="clear" w:color="auto" w:fill="00B4C8"/>
             <w:vAlign w:val="center"/>
           </w:tcPr>
@@ -6221,6 +6592,54 @@
                 <w:b/>
                 <w:bCs/>
               </w:rPr>
+              <w:t xml:space="preserve">Tipo</w:t>
+            </w:r>
+          </w:p>
+        </w:tc>
+        <w:tc>
+          <w:tcPr>
+            <w:tcW w:w="1432" w:type="dxa"/>
+            <w:shd w:val="clear" w:color="auto" w:fill="00B4C8"/>
+            <w:vAlign w:val="center"/>
+          </w:tcPr>
+          <w:p>
+            <w:pPr>
+              <w:spacing w:before="120" w:after="120"/>
+              <w:jc w:val="center"/>
+              <w:rPr>
+                <w:b/>
+                <w:bCs/>
+              </w:rPr>
+            </w:pPr>
+            <w:r>
+              <w:rPr>
+                <w:b/>
+                <w:bCs/>
+              </w:rPr>
+              <w:t xml:space="preserve">Obrigatório</w:t>
+            </w:r>
+          </w:p>
+        </w:tc>
+        <w:tc>
+          <w:tcPr>
+            <w:tcW w:w="1740" w:type="dxa"/>
+            <w:shd w:val="clear" w:color="auto" w:fill="00B4C8"/>
+            <w:vAlign w:val="center"/>
+          </w:tcPr>
+          <w:p>
+            <w:pPr>
+              <w:spacing w:before="120" w:after="120"/>
+              <w:jc w:val="center"/>
+              <w:rPr>
+                <w:b/>
+                <w:bCs/>
+              </w:rPr>
+            </w:pPr>
+            <w:r>
+              <w:rPr>
+                <w:b/>
+                <w:bCs/>
+              </w:rPr>
               <w:t xml:space="preserve">Validação</w:t>
             </w:r>
           </w:p>
@@ -6229,7 +6648,7 @@
       <w:tr>
         <w:tc>
           <w:tcPr>
-            <w:tcW w:w="1925" w:type="dxa"/>
+            <w:tcW w:w="1646" w:type="dxa"/>
             <w:vAlign w:val="center"/>
           </w:tcPr>
           <w:p>
@@ -6243,35 +6662,63 @@
         </w:tc>
         <w:tc>
           <w:tcPr>
-            <w:tcW w:w="1925" w:type="dxa"/>
-            <w:vAlign w:val="center"/>
-          </w:tcPr>
-          <w:p>
-            <w:pPr>
-              <w:spacing w:before="0" w:after="0"/>
-            </w:pPr>
-            <w:r>
-              <w:t xml:space="preserve">derivado da inscrição</w:t>
-            </w:r>
-          </w:p>
-        </w:tc>
-        <w:tc>
-          <w:tcPr>
-            <w:tcW w:w="1925" w:type="dxa"/>
-            <w:vAlign w:val="center"/>
-          </w:tcPr>
-          <w:p>
-            <w:pPr>
-              <w:spacing w:before="0" w:after="0"/>
-            </w:pPr>
-            <w:r>
-              <w:t xml:space="preserve">texto (somente leitura)</w:t>
-            </w:r>
-          </w:p>
-        </w:tc>
-        <w:tc>
-          <w:tcPr>
-            <w:tcW w:w="1925" w:type="dxa"/>
+            <w:tcW w:w="1274" w:type="dxa"/>
+            <w:vAlign w:val="center"/>
+          </w:tcPr>
+          <w:p>
+            <w:pPr>
+              <w:spacing w:before="0" w:after="0"/>
+            </w:pPr>
+            <w:r>
+              <w:t xml:space="preserve">Inscrição</w:t>
+            </w:r>
+          </w:p>
+        </w:tc>
+        <w:tc>
+          <w:tcPr>
+            <w:tcW w:w="1717" w:type="dxa"/>
+            <w:vAlign w:val="center"/>
+          </w:tcPr>
+          <w:p>
+            <w:pPr>
+              <w:spacing w:before="0" w:after="0"/>
+            </w:pPr>
+            <w:r>
+              <w:t xml:space="preserve">exibido do cadastro</w:t>
+            </w:r>
+          </w:p>
+        </w:tc>
+        <w:tc>
+          <w:tcPr>
+            <w:tcW w:w="1029" w:type="dxa"/>
+            <w:vAlign w:val="center"/>
+          </w:tcPr>
+          <w:p>
+            <w:pPr>
+              <w:spacing w:before="0" w:after="0"/>
+            </w:pPr>
+            <w:r>
+              <w:t xml:space="preserve">somente leitura</w:t>
+            </w:r>
+          </w:p>
+        </w:tc>
+        <w:tc>
+          <w:tcPr>
+            <w:tcW w:w="790" w:type="dxa"/>
+            <w:vAlign w:val="center"/>
+          </w:tcPr>
+          <w:p>
+            <w:pPr>
+              <w:spacing w:before="0" w:after="0"/>
+            </w:pPr>
+            <w:r>
+              <w:t xml:space="preserve">texto</w:t>
+            </w:r>
+          </w:p>
+        </w:tc>
+        <w:tc>
+          <w:tcPr>
+            <w:tcW w:w="1432" w:type="dxa"/>
             <w:vAlign w:val="center"/>
           </w:tcPr>
           <w:p>
@@ -6285,7 +6732,7 @@
         </w:tc>
         <w:tc>
           <w:tcPr>
-            <w:tcW w:w="1928" w:type="dxa"/>
+            <w:tcW w:w="1740" w:type="dxa"/>
             <w:vAlign w:val="center"/>
           </w:tcPr>
           <w:p>
@@ -6301,49 +6748,77 @@
       <w:tr>
         <w:tc>
           <w:tcPr>
-            <w:tcW w:w="1925" w:type="dxa"/>
-            <w:vAlign w:val="center"/>
-          </w:tcPr>
-          <w:p>
-            <w:pPr>
-              <w:spacing w:before="0" w:after="0"/>
-            </w:pPr>
-            <w:r>
-              <w:t xml:space="preserve">Premiação · Categoria · Modalidade</w:t>
-            </w:r>
-          </w:p>
-        </w:tc>
-        <w:tc>
-          <w:tcPr>
-            <w:tcW w:w="1925" w:type="dxa"/>
-            <w:vAlign w:val="center"/>
-          </w:tcPr>
-          <w:p>
-            <w:pPr>
-              <w:spacing w:before="0" w:after="0"/>
-            </w:pPr>
-            <w:r>
-              <w:t xml:space="preserve">derivado da inscrição</w:t>
-            </w:r>
-          </w:p>
-        </w:tc>
-        <w:tc>
-          <w:tcPr>
-            <w:tcW w:w="1925" w:type="dxa"/>
-            <w:vAlign w:val="center"/>
-          </w:tcPr>
-          <w:p>
-            <w:pPr>
-              <w:spacing w:before="0" w:after="0"/>
-            </w:pPr>
-            <w:r>
-              <w:t xml:space="preserve">texto (somente leitura)</w:t>
-            </w:r>
-          </w:p>
-        </w:tc>
-        <w:tc>
-          <w:tcPr>
-            <w:tcW w:w="1925" w:type="dxa"/>
+            <w:tcW w:w="1646" w:type="dxa"/>
+            <w:vAlign w:val="center"/>
+          </w:tcPr>
+          <w:p>
+            <w:pPr>
+              <w:spacing w:before="0" w:after="0"/>
+            </w:pPr>
+            <w:r>
+              <w:t xml:space="preserve">Premiação</w:t>
+            </w:r>
+          </w:p>
+        </w:tc>
+        <w:tc>
+          <w:tcPr>
+            <w:tcW w:w="1274" w:type="dxa"/>
+            <w:vAlign w:val="center"/>
+          </w:tcPr>
+          <w:p>
+            <w:pPr>
+              <w:spacing w:before="0" w:after="0"/>
+            </w:pPr>
+            <w:r>
+              <w:t xml:space="preserve">Premiação</w:t>
+            </w:r>
+          </w:p>
+        </w:tc>
+        <w:tc>
+          <w:tcPr>
+            <w:tcW w:w="1717" w:type="dxa"/>
+            <w:vAlign w:val="center"/>
+          </w:tcPr>
+          <w:p>
+            <w:pPr>
+              <w:spacing w:before="0" w:after="0"/>
+            </w:pPr>
+            <w:r>
+              <w:t xml:space="preserve">exibido do cadastro</w:t>
+            </w:r>
+          </w:p>
+        </w:tc>
+        <w:tc>
+          <w:tcPr>
+            <w:tcW w:w="1029" w:type="dxa"/>
+            <w:vAlign w:val="center"/>
+          </w:tcPr>
+          <w:p>
+            <w:pPr>
+              <w:spacing w:before="0" w:after="0"/>
+            </w:pPr>
+            <w:r>
+              <w:t xml:space="preserve">somente leitura</w:t>
+            </w:r>
+          </w:p>
+        </w:tc>
+        <w:tc>
+          <w:tcPr>
+            <w:tcW w:w="790" w:type="dxa"/>
+            <w:vAlign w:val="center"/>
+          </w:tcPr>
+          <w:p>
+            <w:pPr>
+              <w:spacing w:before="0" w:after="0"/>
+            </w:pPr>
+            <w:r>
+              <w:t xml:space="preserve">texto</w:t>
+            </w:r>
+          </w:p>
+        </w:tc>
+        <w:tc>
+          <w:tcPr>
+            <w:tcW w:w="1432" w:type="dxa"/>
             <w:vAlign w:val="center"/>
           </w:tcPr>
           <w:p>
@@ -6357,15 +6832,15 @@
         </w:tc>
         <w:tc>
           <w:tcPr>
-            <w:tcW w:w="1928" w:type="dxa"/>
-            <w:vAlign w:val="center"/>
-          </w:tcPr>
-          <w:p>
-            <w:pPr>
-              <w:spacing w:before="0" w:after="0"/>
-            </w:pPr>
-            <w:r>
-              <w:t xml:space="preserve">categoria e modalidade apenas quando preenchidas</w:t>
+            <w:tcW w:w="1740" w:type="dxa"/>
+            <w:vAlign w:val="center"/>
+          </w:tcPr>
+          <w:p>
+            <w:pPr>
+              <w:spacing w:before="0" w:after="0"/>
+            </w:pPr>
+            <w:r>
+              <w:t xml:space="preserve">premiação da inscrição</w:t>
             </w:r>
           </w:p>
         </w:tc>
@@ -6373,49 +6848,77 @@
       <w:tr>
         <w:tc>
           <w:tcPr>
-            <w:tcW w:w="1925" w:type="dxa"/>
-            <w:vAlign w:val="center"/>
-          </w:tcPr>
-          <w:p>
-            <w:pPr>
-              <w:spacing w:before="0" w:after="0"/>
-            </w:pPr>
-            <w:r>
-              <w:t xml:space="preserve">Etapa atual</w:t>
-            </w:r>
-          </w:p>
-        </w:tc>
-        <w:tc>
-          <w:tcPr>
-            <w:tcW w:w="1925" w:type="dxa"/>
-            <w:vAlign w:val="center"/>
-          </w:tcPr>
-          <w:p>
-            <w:pPr>
-              <w:spacing w:before="0" w:after="0"/>
-            </w:pPr>
-            <w:r>
-              <w:t xml:space="preserve">derivado da avaliação</w:t>
-            </w:r>
-          </w:p>
-        </w:tc>
-        <w:tc>
-          <w:tcPr>
-            <w:tcW w:w="1925" w:type="dxa"/>
-            <w:vAlign w:val="center"/>
-          </w:tcPr>
-          <w:p>
-            <w:pPr>
-              <w:spacing w:before="0" w:after="0"/>
-            </w:pPr>
-            <w:r>
-              <w:t xml:space="preserve">texto (somente leitura)</w:t>
-            </w:r>
-          </w:p>
-        </w:tc>
-        <w:tc>
-          <w:tcPr>
-            <w:tcW w:w="1925" w:type="dxa"/>
+            <w:tcW w:w="1646" w:type="dxa"/>
+            <w:vAlign w:val="center"/>
+          </w:tcPr>
+          <w:p>
+            <w:pPr>
+              <w:spacing w:before="0" w:after="0"/>
+            </w:pPr>
+            <w:r>
+              <w:t xml:space="preserve">Categoria</w:t>
+            </w:r>
+          </w:p>
+        </w:tc>
+        <w:tc>
+          <w:tcPr>
+            <w:tcW w:w="1274" w:type="dxa"/>
+            <w:vAlign w:val="center"/>
+          </w:tcPr>
+          <w:p>
+            <w:pPr>
+              <w:spacing w:before="0" w:after="0"/>
+            </w:pPr>
+            <w:r>
+              <w:t xml:space="preserve">Categoria</w:t>
+            </w:r>
+          </w:p>
+        </w:tc>
+        <w:tc>
+          <w:tcPr>
+            <w:tcW w:w="1717" w:type="dxa"/>
+            <w:vAlign w:val="center"/>
+          </w:tcPr>
+          <w:p>
+            <w:pPr>
+              <w:spacing w:before="0" w:after="0"/>
+            </w:pPr>
+            <w:r>
+              <w:t xml:space="preserve">exibido do cadastro</w:t>
+            </w:r>
+          </w:p>
+        </w:tc>
+        <w:tc>
+          <w:tcPr>
+            <w:tcW w:w="1029" w:type="dxa"/>
+            <w:vAlign w:val="center"/>
+          </w:tcPr>
+          <w:p>
+            <w:pPr>
+              <w:spacing w:before="0" w:after="0"/>
+            </w:pPr>
+            <w:r>
+              <w:t xml:space="preserve">somente leitura</w:t>
+            </w:r>
+          </w:p>
+        </w:tc>
+        <w:tc>
+          <w:tcPr>
+            <w:tcW w:w="790" w:type="dxa"/>
+            <w:vAlign w:val="center"/>
+          </w:tcPr>
+          <w:p>
+            <w:pPr>
+              <w:spacing w:before="0" w:after="0"/>
+            </w:pPr>
+            <w:r>
+              <w:t xml:space="preserve">texto</w:t>
+            </w:r>
+          </w:p>
+        </w:tc>
+        <w:tc>
+          <w:tcPr>
+            <w:tcW w:w="1432" w:type="dxa"/>
             <w:vAlign w:val="center"/>
           </w:tcPr>
           <w:p>
@@ -6429,15 +6932,15 @@
         </w:tc>
         <w:tc>
           <w:tcPr>
-            <w:tcW w:w="1928" w:type="dxa"/>
-            <w:vAlign w:val="center"/>
-          </w:tcPr>
-          <w:p>
-            <w:pPr>
-              <w:spacing w:before="0" w:after="0"/>
-            </w:pPr>
-            <w:r>
-              <w:t xml:space="preserve">ordem e nome da etapa</w:t>
+            <w:tcW w:w="1740" w:type="dxa"/>
+            <w:vAlign w:val="center"/>
+          </w:tcPr>
+          <w:p>
+            <w:pPr>
+              <w:spacing w:before="0" w:after="0"/>
+            </w:pPr>
+            <w:r>
+              <w:t xml:space="preserve">apenas quando preenchida na inscrição</w:t>
             </w:r>
           </w:p>
         </w:tc>
@@ -6445,7 +6948,207 @@
       <w:tr>
         <w:tc>
           <w:tcPr>
-            <w:tcW w:w="1925" w:type="dxa"/>
+            <w:tcW w:w="1646" w:type="dxa"/>
+            <w:vAlign w:val="center"/>
+          </w:tcPr>
+          <w:p>
+            <w:pPr>
+              <w:spacing w:before="0" w:after="0"/>
+            </w:pPr>
+            <w:r>
+              <w:t xml:space="preserve">Modalidade</w:t>
+            </w:r>
+          </w:p>
+        </w:tc>
+        <w:tc>
+          <w:tcPr>
+            <w:tcW w:w="1274" w:type="dxa"/>
+            <w:vAlign w:val="center"/>
+          </w:tcPr>
+          <w:p>
+            <w:pPr>
+              <w:spacing w:before="0" w:after="0"/>
+            </w:pPr>
+            <w:r>
+              <w:t xml:space="preserve">Modalidade</w:t>
+            </w:r>
+          </w:p>
+        </w:tc>
+        <w:tc>
+          <w:tcPr>
+            <w:tcW w:w="1717" w:type="dxa"/>
+            <w:vAlign w:val="center"/>
+          </w:tcPr>
+          <w:p>
+            <w:pPr>
+              <w:spacing w:before="0" w:after="0"/>
+            </w:pPr>
+            <w:r>
+              <w:t xml:space="preserve">exibido do cadastro</w:t>
+            </w:r>
+          </w:p>
+        </w:tc>
+        <w:tc>
+          <w:tcPr>
+            <w:tcW w:w="1029" w:type="dxa"/>
+            <w:vAlign w:val="center"/>
+          </w:tcPr>
+          <w:p>
+            <w:pPr>
+              <w:spacing w:before="0" w:after="0"/>
+            </w:pPr>
+            <w:r>
+              <w:t xml:space="preserve">somente leitura</w:t>
+            </w:r>
+          </w:p>
+        </w:tc>
+        <w:tc>
+          <w:tcPr>
+            <w:tcW w:w="790" w:type="dxa"/>
+            <w:vAlign w:val="center"/>
+          </w:tcPr>
+          <w:p>
+            <w:pPr>
+              <w:spacing w:before="0" w:after="0"/>
+            </w:pPr>
+            <w:r>
+              <w:t xml:space="preserve">texto</w:t>
+            </w:r>
+          </w:p>
+        </w:tc>
+        <w:tc>
+          <w:tcPr>
+            <w:tcW w:w="1432" w:type="dxa"/>
+            <w:vAlign w:val="center"/>
+          </w:tcPr>
+          <w:p>
+            <w:pPr>
+              <w:spacing w:before="0" w:after="0"/>
+            </w:pPr>
+            <w:r>
+              <w:t xml:space="preserve">—</w:t>
+            </w:r>
+          </w:p>
+        </w:tc>
+        <w:tc>
+          <w:tcPr>
+            <w:tcW w:w="1740" w:type="dxa"/>
+            <w:vAlign w:val="center"/>
+          </w:tcPr>
+          <w:p>
+            <w:pPr>
+              <w:spacing w:before="0" w:after="0"/>
+            </w:pPr>
+            <w:r>
+              <w:t xml:space="preserve">apenas quando preenchida na inscrição</w:t>
+            </w:r>
+          </w:p>
+        </w:tc>
+      </w:tr>
+      <w:tr>
+        <w:tc>
+          <w:tcPr>
+            <w:tcW w:w="1646" w:type="dxa"/>
+            <w:vAlign w:val="center"/>
+          </w:tcPr>
+          <w:p>
+            <w:pPr>
+              <w:spacing w:before="0" w:after="0"/>
+            </w:pPr>
+            <w:r>
+              <w:t xml:space="preserve">Etapa atual</w:t>
+            </w:r>
+          </w:p>
+        </w:tc>
+        <w:tc>
+          <w:tcPr>
+            <w:tcW w:w="1274" w:type="dxa"/>
+            <w:vAlign w:val="center"/>
+          </w:tcPr>
+          <w:p>
+            <w:pPr>
+              <w:spacing w:before="0" w:after="0"/>
+            </w:pPr>
+            <w:r>
+              <w:t xml:space="preserve">Etapa</w:t>
+            </w:r>
+          </w:p>
+        </w:tc>
+        <w:tc>
+          <w:tcPr>
+            <w:tcW w:w="1717" w:type="dxa"/>
+            <w:vAlign w:val="center"/>
+          </w:tcPr>
+          <w:p>
+            <w:pPr>
+              <w:spacing w:before="0" w:after="0"/>
+            </w:pPr>
+            <w:r>
+              <w:t xml:space="preserve">exibido do cadastro</w:t>
+            </w:r>
+          </w:p>
+        </w:tc>
+        <w:tc>
+          <w:tcPr>
+            <w:tcW w:w="1029" w:type="dxa"/>
+            <w:vAlign w:val="center"/>
+          </w:tcPr>
+          <w:p>
+            <w:pPr>
+              <w:spacing w:before="0" w:after="0"/>
+            </w:pPr>
+            <w:r>
+              <w:t xml:space="preserve">somente leitura</w:t>
+            </w:r>
+          </w:p>
+        </w:tc>
+        <w:tc>
+          <w:tcPr>
+            <w:tcW w:w="790" w:type="dxa"/>
+            <w:vAlign w:val="center"/>
+          </w:tcPr>
+          <w:p>
+            <w:pPr>
+              <w:spacing w:before="0" w:after="0"/>
+            </w:pPr>
+            <w:r>
+              <w:t xml:space="preserve">texto</w:t>
+            </w:r>
+          </w:p>
+        </w:tc>
+        <w:tc>
+          <w:tcPr>
+            <w:tcW w:w="1432" w:type="dxa"/>
+            <w:vAlign w:val="center"/>
+          </w:tcPr>
+          <w:p>
+            <w:pPr>
+              <w:spacing w:before="0" w:after="0"/>
+            </w:pPr>
+            <w:r>
+              <w:t xml:space="preserve">—</w:t>
+            </w:r>
+          </w:p>
+        </w:tc>
+        <w:tc>
+          <w:tcPr>
+            <w:tcW w:w="1740" w:type="dxa"/>
+            <w:vAlign w:val="center"/>
+          </w:tcPr>
+          <w:p>
+            <w:pPr>
+              <w:spacing w:before="0" w:after="0"/>
+            </w:pPr>
+            <w:r>
+              <w:t xml:space="preserve">ordem e nome da etapa</w:t>
+            </w:r>
+          </w:p>
+        </w:tc>
+      </w:tr>
+      <w:tr>
+        <w:tc>
+          <w:tcPr>
+            <w:tcW w:w="1646" w:type="dxa"/>
             <w:vAlign w:val="center"/>
           </w:tcPr>
           <w:p>
@@ -6459,35 +7162,63 @@
         </w:tc>
         <w:tc>
           <w:tcPr>
-            <w:tcW w:w="1925" w:type="dxa"/>
-            <w:vAlign w:val="center"/>
-          </w:tcPr>
-          <w:p>
-            <w:pPr>
-              <w:spacing w:before="0" w:after="0"/>
-            </w:pPr>
-            <w:r>
-              <w:t xml:space="preserve">derivado (contagem)</w:t>
-            </w:r>
-          </w:p>
-        </w:tc>
-        <w:tc>
-          <w:tcPr>
-            <w:tcW w:w="1925" w:type="dxa"/>
-            <w:vAlign w:val="center"/>
-          </w:tcPr>
-          <w:p>
-            <w:pPr>
-              <w:spacing w:before="0" w:after="0"/>
-            </w:pPr>
-            <w:r>
-              <w:t xml:space="preserve">texto (somente leitura)</w:t>
-            </w:r>
-          </w:p>
-        </w:tc>
-        <w:tc>
-          <w:tcPr>
-            <w:tcW w:w="1925" w:type="dxa"/>
+            <w:tcW w:w="1274" w:type="dxa"/>
+            <w:vAlign w:val="center"/>
+          </w:tcPr>
+          <w:p>
+            <w:pPr>
+              <w:spacing w:before="0" w:after="0"/>
+            </w:pPr>
+            <w:r>
+              <w:t xml:space="preserve">derivado ↓</w:t>
+            </w:r>
+          </w:p>
+        </w:tc>
+        <w:tc>
+          <w:tcPr>
+            <w:tcW w:w="1717" w:type="dxa"/>
+            <w:vAlign w:val="center"/>
+          </w:tcPr>
+          <w:p>
+            <w:pPr>
+              <w:spacing w:before="0" w:after="0"/>
+            </w:pPr>
+            <w:r>
+              <w:t xml:space="preserve">calculado</w:t>
+            </w:r>
+          </w:p>
+        </w:tc>
+        <w:tc>
+          <w:tcPr>
+            <w:tcW w:w="1029" w:type="dxa"/>
+            <w:vAlign w:val="center"/>
+          </w:tcPr>
+          <w:p>
+            <w:pPr>
+              <w:spacing w:before="0" w:after="0"/>
+            </w:pPr>
+            <w:r>
+              <w:t xml:space="preserve">somente leitura</w:t>
+            </w:r>
+          </w:p>
+        </w:tc>
+        <w:tc>
+          <w:tcPr>
+            <w:tcW w:w="790" w:type="dxa"/>
+            <w:vAlign w:val="center"/>
+          </w:tcPr>
+          <w:p>
+            <w:pPr>
+              <w:spacing w:before="0" w:after="0"/>
+            </w:pPr>
+            <w:r>
+              <w:t xml:space="preserve">texto</w:t>
+            </w:r>
+          </w:p>
+        </w:tc>
+        <w:tc>
+          <w:tcPr>
+            <w:tcW w:w="1432" w:type="dxa"/>
             <w:vAlign w:val="center"/>
           </w:tcPr>
           <w:p>
@@ -6501,7 +7232,7 @@
         </w:tc>
         <w:tc>
           <w:tcPr>
-            <w:tcW w:w="1928" w:type="dxa"/>
+            <w:tcW w:w="1740" w:type="dxa"/>
             <w:vAlign w:val="center"/>
           </w:tcPr>
           <w:p>
@@ -6718,6 +7449,11 @@
     <w:p>
       <w:r>
         <w:t xml:space="preserve">Entrega em planilha o acompanhamento das avaliações por avaliador — quantas cada um tem alocadas, a iniciar, em andamento e finalizadas, e a lista de avaliações que sustenta esses números — para cobrança e acompanhamento fora do sistema.</w:t>
+      </w:r>
+    </w:p>
+    <w:p>
+      <w:r>
+        <w:t xml:space="preserve">No Painel de Avaliações, depois de aplicar os filtros da consulta, o administrador aciona a exportação e recebe para download a planilha com o resumo por avaliador e a lista das avaliações.</w:t>
       </w:r>
     </w:p>
     <w:p>
@@ -7463,12 +8199,13 @@
         <w:tblLook w:val="04A0" w:firstRow="1" w:lastRow="0" w:firstColumn="1" w:lastColumn="0" w:noHBand="0" w:noVBand="1"/>
       </w:tblPr>
       <w:tblGrid>
-        <w:gridCol w:w="1500"/>
-        <w:gridCol w:w="1350"/>
-        <w:gridCol w:w="1150"/>
-        <w:gridCol w:w="1550"/>
-        <w:gridCol w:w="1250"/>
-        <w:gridCol w:w="2828"/>
+        <w:gridCol w:w="1196"/>
+        <w:gridCol w:w="1338"/>
+        <w:gridCol w:w="1738"/>
+        <w:gridCol w:w="1052"/>
+        <w:gridCol w:w="1415"/>
+        <w:gridCol w:w="1444"/>
+        <w:gridCol w:w="1445"/>
       </w:tblGrid>
       <w:tr>
         <w:trPr>
@@ -7476,7 +8213,7 @@
         </w:trPr>
         <w:tc>
           <w:tcPr>
-            <w:tcW w:w="1500" w:type="dxa"/>
+            <w:tcW w:w="1196" w:type="dxa"/>
             <w:shd w:val="clear" w:color="auto" w:fill="00B4C8"/>
             <w:vAlign w:val="center"/>
           </w:tcPr>
@@ -7500,7 +8237,7 @@
         </w:tc>
         <w:tc>
           <w:tcPr>
-            <w:tcW w:w="1350" w:type="dxa"/>
+            <w:tcW w:w="1338" w:type="dxa"/>
             <w:shd w:val="clear" w:color="auto" w:fill="00B4C8"/>
             <w:vAlign w:val="center"/>
           </w:tcPr>
@@ -7518,13 +8255,13 @@
                 <w:b/>
                 <w:bCs/>
               </w:rPr>
-              <w:t xml:space="preserve">Preenchimento</w:t>
-            </w:r>
-          </w:p>
-        </w:tc>
-        <w:tc>
-          <w:tcPr>
-            <w:tcW w:w="1150" w:type="dxa"/>
+              <w:t xml:space="preserve">Entidade</w:t>
+            </w:r>
+          </w:p>
+        </w:tc>
+        <w:tc>
+          <w:tcPr>
+            <w:tcW w:w="1738" w:type="dxa"/>
             <w:shd w:val="clear" w:color="auto" w:fill="00B4C8"/>
             <w:vAlign w:val="center"/>
           </w:tcPr>
@@ -7542,13 +8279,13 @@
                 <w:b/>
                 <w:bCs/>
               </w:rPr>
-              <w:t xml:space="preserve">Edição</w:t>
-            </w:r>
-          </w:p>
-        </w:tc>
-        <w:tc>
-          <w:tcPr>
-            <w:tcW w:w="1550" w:type="dxa"/>
+              <w:t xml:space="preserve">Preenchimento</w:t>
+            </w:r>
+          </w:p>
+        </w:tc>
+        <w:tc>
+          <w:tcPr>
+            <w:tcW w:w="1052" w:type="dxa"/>
             <w:shd w:val="clear" w:color="auto" w:fill="00B4C8"/>
             <w:vAlign w:val="center"/>
           </w:tcPr>
@@ -7566,13 +8303,13 @@
                 <w:b/>
                 <w:bCs/>
               </w:rPr>
-              <w:t xml:space="preserve">Tipo</w:t>
-            </w:r>
-          </w:p>
-        </w:tc>
-        <w:tc>
-          <w:tcPr>
-            <w:tcW w:w="1250" w:type="dxa"/>
+              <w:t xml:space="preserve">Edição</w:t>
+            </w:r>
+          </w:p>
+        </w:tc>
+        <w:tc>
+          <w:tcPr>
+            <w:tcW w:w="1415" w:type="dxa"/>
             <w:shd w:val="clear" w:color="auto" w:fill="00B4C8"/>
             <w:vAlign w:val="center"/>
           </w:tcPr>
@@ -7590,13 +8327,13 @@
                 <w:b/>
                 <w:bCs/>
               </w:rPr>
-              <w:t xml:space="preserve">Obrigatório</w:t>
-            </w:r>
-          </w:p>
-        </w:tc>
-        <w:tc>
-          <w:tcPr>
-            <w:tcW w:w="2828" w:type="dxa"/>
+              <w:t xml:space="preserve">Tipo</w:t>
+            </w:r>
+          </w:p>
+        </w:tc>
+        <w:tc>
+          <w:tcPr>
+            <w:tcW w:w="1444" w:type="dxa"/>
             <w:shd w:val="clear" w:color="auto" w:fill="00B4C8"/>
             <w:vAlign w:val="center"/>
           </w:tcPr>
@@ -7614,6 +8351,30 @@
                 <w:b/>
                 <w:bCs/>
               </w:rPr>
+              <w:t xml:space="preserve">Obrigatório</w:t>
+            </w:r>
+          </w:p>
+        </w:tc>
+        <w:tc>
+          <w:tcPr>
+            <w:tcW w:w="1445" w:type="dxa"/>
+            <w:shd w:val="clear" w:color="auto" w:fill="00B4C8"/>
+            <w:vAlign w:val="center"/>
+          </w:tcPr>
+          <w:p>
+            <w:pPr>
+              <w:spacing w:before="120" w:after="120"/>
+              <w:jc w:val="center"/>
+              <w:rPr>
+                <w:b/>
+                <w:bCs/>
+              </w:rPr>
+            </w:pPr>
+            <w:r>
+              <w:rPr>
+                <w:b/>
+                <w:bCs/>
+              </w:rPr>
               <w:t xml:space="preserve">Validação</w:t>
             </w:r>
           </w:p>
@@ -7622,35 +8383,49 @@
       <w:tr>
         <w:tc>
           <w:tcPr>
-            <w:tcW w:w="1500" w:type="dxa"/>
-            <w:vAlign w:val="center"/>
-          </w:tcPr>
-          <w:p>
-            <w:pPr>
-              <w:spacing w:before="0" w:after="0"/>
-            </w:pPr>
-            <w:r>
-              <w:t xml:space="preserve">Critérios da consulta</w:t>
-            </w:r>
-          </w:p>
-        </w:tc>
-        <w:tc>
-          <w:tcPr>
-            <w:tcW w:w="1350" w:type="dxa"/>
-            <w:vAlign w:val="center"/>
-          </w:tcPr>
-          <w:p>
-            <w:pPr>
-              <w:spacing w:before="0" w:after="0"/>
-            </w:pPr>
-            <w:r>
-              <w:t xml:space="preserve">Painel de Avaliações</w:t>
-            </w:r>
-          </w:p>
-        </w:tc>
-        <w:tc>
-          <w:tcPr>
-            <w:tcW w:w="1150" w:type="dxa"/>
+            <w:tcW w:w="1196" w:type="dxa"/>
+            <w:vAlign w:val="center"/>
+          </w:tcPr>
+          <w:p>
+            <w:pPr>
+              <w:spacing w:before="0" w:after="0"/>
+            </w:pPr>
+            <w:r>
+              <w:t xml:space="preserve">Premiação</w:t>
+            </w:r>
+          </w:p>
+        </w:tc>
+        <w:tc>
+          <w:tcPr>
+            <w:tcW w:w="1338" w:type="dxa"/>
+            <w:vAlign w:val="center"/>
+          </w:tcPr>
+          <w:p>
+            <w:pPr>
+              <w:spacing w:before="0" w:after="0"/>
+            </w:pPr>
+            <w:r>
+              <w:t xml:space="preserve">Premiação</w:t>
+            </w:r>
+          </w:p>
+        </w:tc>
+        <w:tc>
+          <w:tcPr>
+            <w:tcW w:w="1738" w:type="dxa"/>
+            <w:vAlign w:val="center"/>
+          </w:tcPr>
+          <w:p>
+            <w:pPr>
+              <w:spacing w:before="0" w:after="0"/>
+            </w:pPr>
+            <w:r>
+              <w:t xml:space="preserve">entrada do usuário</w:t>
+            </w:r>
+          </w:p>
+        </w:tc>
+        <w:tc>
+          <w:tcPr>
+            <w:tcW w:w="1052" w:type="dxa"/>
             <w:vAlign w:val="center"/>
           </w:tcPr>
           <w:p>
@@ -7664,21 +8439,21 @@
         </w:tc>
         <w:tc>
           <w:tcPr>
-            <w:tcW w:w="1550" w:type="dxa"/>
-            <w:vAlign w:val="center"/>
-          </w:tcPr>
-          <w:p>
-            <w:pPr>
-              <w:spacing w:before="0" w:after="0"/>
-            </w:pPr>
-            <w:r>
-              <w:t xml:space="preserve">conjunto de critérios</w:t>
-            </w:r>
-          </w:p>
-        </w:tc>
-        <w:tc>
-          <w:tcPr>
-            <w:tcW w:w="1250" w:type="dxa"/>
+            <w:tcW w:w="1415" w:type="dxa"/>
+            <w:vAlign w:val="center"/>
+          </w:tcPr>
+          <w:p>
+            <w:pPr>
+              <w:spacing w:before="0" w:after="0"/>
+            </w:pPr>
+            <w:r>
+              <w:t xml:space="preserve">seleção → Premiação</w:t>
+            </w:r>
+          </w:p>
+        </w:tc>
+        <w:tc>
+          <w:tcPr>
+            <w:tcW w:w="1444" w:type="dxa"/>
             <w:vAlign w:val="center"/>
           </w:tcPr>
           <w:p>
@@ -7692,15 +8467,315 @@
         </w:tc>
         <w:tc>
           <w:tcPr>
-            <w:tcW w:w="2828" w:type="dxa"/>
-            <w:vAlign w:val="center"/>
-          </w:tcPr>
-          <w:p>
-            <w:pPr>
-              <w:spacing w:before="0" w:after="0"/>
-            </w:pPr>
-            <w:r>
-              <w:t xml:space="preserve">herdados da consulta que originou a exportação</w:t>
+            <w:tcW w:w="1445" w:type="dxa"/>
+            <w:vAlign w:val="center"/>
+          </w:tcPr>
+          <w:p>
+            <w:pPr>
+              <w:spacing w:before="0" w:after="0"/>
+            </w:pPr>
+            <w:r>
+              <w:t xml:space="preserve">herdada da consulta que originou a exportação</w:t>
+            </w:r>
+          </w:p>
+        </w:tc>
+      </w:tr>
+      <w:tr>
+        <w:tc>
+          <w:tcPr>
+            <w:tcW w:w="1196" w:type="dxa"/>
+            <w:vAlign w:val="center"/>
+          </w:tcPr>
+          <w:p>
+            <w:pPr>
+              <w:spacing w:before="0" w:after="0"/>
+            </w:pPr>
+            <w:r>
+              <w:t xml:space="preserve">Etapa</w:t>
+            </w:r>
+          </w:p>
+        </w:tc>
+        <w:tc>
+          <w:tcPr>
+            <w:tcW w:w="1338" w:type="dxa"/>
+            <w:vAlign w:val="center"/>
+          </w:tcPr>
+          <w:p>
+            <w:pPr>
+              <w:spacing w:before="0" w:after="0"/>
+            </w:pPr>
+            <w:r>
+              <w:t xml:space="preserve">Etapa</w:t>
+            </w:r>
+          </w:p>
+        </w:tc>
+        <w:tc>
+          <w:tcPr>
+            <w:tcW w:w="1738" w:type="dxa"/>
+            <w:vAlign w:val="center"/>
+          </w:tcPr>
+          <w:p>
+            <w:pPr>
+              <w:spacing w:before="0" w:after="0"/>
+            </w:pPr>
+            <w:r>
+              <w:t xml:space="preserve">entrada do usuário</w:t>
+            </w:r>
+          </w:p>
+        </w:tc>
+        <w:tc>
+          <w:tcPr>
+            <w:tcW w:w="1052" w:type="dxa"/>
+            <w:vAlign w:val="center"/>
+          </w:tcPr>
+          <w:p>
+            <w:pPr>
+              <w:spacing w:before="0" w:after="0"/>
+            </w:pPr>
+            <w:r>
+              <w:t xml:space="preserve">somente leitura</w:t>
+            </w:r>
+          </w:p>
+        </w:tc>
+        <w:tc>
+          <w:tcPr>
+            <w:tcW w:w="1415" w:type="dxa"/>
+            <w:vAlign w:val="center"/>
+          </w:tcPr>
+          <w:p>
+            <w:pPr>
+              <w:spacing w:before="0" w:after="0"/>
+            </w:pPr>
+            <w:r>
+              <w:t xml:space="preserve">seleção → Etapa</w:t>
+            </w:r>
+          </w:p>
+        </w:tc>
+        <w:tc>
+          <w:tcPr>
+            <w:tcW w:w="1444" w:type="dxa"/>
+            <w:vAlign w:val="center"/>
+          </w:tcPr>
+          <w:p>
+            <w:pPr>
+              <w:spacing w:before="0" w:after="0"/>
+            </w:pPr>
+            <w:r>
+              <w:t xml:space="preserve">sim</w:t>
+            </w:r>
+          </w:p>
+        </w:tc>
+        <w:tc>
+          <w:tcPr>
+            <w:tcW w:w="1445" w:type="dxa"/>
+            <w:vAlign w:val="center"/>
+          </w:tcPr>
+          <w:p>
+            <w:pPr>
+              <w:spacing w:before="0" w:after="0"/>
+            </w:pPr>
+            <w:r>
+              <w:t xml:space="preserve">herdada da consulta que originou a exportação</w:t>
+            </w:r>
+          </w:p>
+        </w:tc>
+      </w:tr>
+      <w:tr>
+        <w:tc>
+          <w:tcPr>
+            <w:tcW w:w="1196" w:type="dxa"/>
+            <w:vAlign w:val="center"/>
+          </w:tcPr>
+          <w:p>
+            <w:pPr>
+              <w:spacing w:before="0" w:after="0"/>
+            </w:pPr>
+            <w:r>
+              <w:t xml:space="preserve">Estado</w:t>
+            </w:r>
+          </w:p>
+        </w:tc>
+        <w:tc>
+          <w:tcPr>
+            <w:tcW w:w="1338" w:type="dxa"/>
+            <w:vAlign w:val="center"/>
+          </w:tcPr>
+          <w:p>
+            <w:pPr>
+              <w:spacing w:before="0" w:after="0"/>
+            </w:pPr>
+            <w:r>
+              <w:t xml:space="preserve">Unidade Federativa</w:t>
+            </w:r>
+          </w:p>
+        </w:tc>
+        <w:tc>
+          <w:tcPr>
+            <w:tcW w:w="1738" w:type="dxa"/>
+            <w:vAlign w:val="center"/>
+          </w:tcPr>
+          <w:p>
+            <w:pPr>
+              <w:spacing w:before="0" w:after="0"/>
+            </w:pPr>
+            <w:r>
+              <w:t xml:space="preserve">entrada do usuário</w:t>
+            </w:r>
+          </w:p>
+        </w:tc>
+        <w:tc>
+          <w:tcPr>
+            <w:tcW w:w="1052" w:type="dxa"/>
+            <w:vAlign w:val="center"/>
+          </w:tcPr>
+          <w:p>
+            <w:pPr>
+              <w:spacing w:before="0" w:after="0"/>
+            </w:pPr>
+            <w:r>
+              <w:t xml:space="preserve">somente leitura</w:t>
+            </w:r>
+          </w:p>
+        </w:tc>
+        <w:tc>
+          <w:tcPr>
+            <w:tcW w:w="1415" w:type="dxa"/>
+            <w:vAlign w:val="center"/>
+          </w:tcPr>
+          <w:p>
+            <w:pPr>
+              <w:spacing w:before="0" w:after="0"/>
+            </w:pPr>
+            <w:r>
+              <w:t xml:space="preserve">seleção múltipla → Unidade Federativa</w:t>
+            </w:r>
+          </w:p>
+        </w:tc>
+        <w:tc>
+          <w:tcPr>
+            <w:tcW w:w="1444" w:type="dxa"/>
+            <w:vAlign w:val="center"/>
+          </w:tcPr>
+          <w:p>
+            <w:pPr>
+              <w:spacing w:before="0" w:after="0"/>
+            </w:pPr>
+            <w:r>
+              <w:t xml:space="preserve">sim</w:t>
+            </w:r>
+          </w:p>
+        </w:tc>
+        <w:tc>
+          <w:tcPr>
+            <w:tcW w:w="1445" w:type="dxa"/>
+            <w:vAlign w:val="center"/>
+          </w:tcPr>
+          <w:p>
+            <w:pPr>
+              <w:spacing w:before="0" w:after="0"/>
+            </w:pPr>
+            <w:r>
+              <w:t xml:space="preserve">herdado da consulta que originou a exportação</w:t>
+            </w:r>
+          </w:p>
+        </w:tc>
+      </w:tr>
+      <w:tr>
+        <w:tc>
+          <w:tcPr>
+            <w:tcW w:w="1196" w:type="dxa"/>
+            <w:vAlign w:val="center"/>
+          </w:tcPr>
+          <w:p>
+            <w:pPr>
+              <w:spacing w:before="0" w:after="0"/>
+            </w:pPr>
+            <w:r>
+              <w:t xml:space="preserve">Situação</w:t>
+            </w:r>
+          </w:p>
+        </w:tc>
+        <w:tc>
+          <w:tcPr>
+            <w:tcW w:w="1338" w:type="dxa"/>
+            <w:vAlign w:val="center"/>
+          </w:tcPr>
+          <w:p>
+            <w:pPr>
+              <w:spacing w:before="0" w:after="0"/>
+            </w:pPr>
+            <w:r>
+              <w:t xml:space="preserve">dado de código</w:t>
+            </w:r>
+          </w:p>
+        </w:tc>
+        <w:tc>
+          <w:tcPr>
+            <w:tcW w:w="1738" w:type="dxa"/>
+            <w:vAlign w:val="center"/>
+          </w:tcPr>
+          <w:p>
+            <w:pPr>
+              <w:spacing w:before="0" w:after="0"/>
+            </w:pPr>
+            <w:r>
+              <w:t xml:space="preserve">entrada do usuário</w:t>
+            </w:r>
+          </w:p>
+        </w:tc>
+        <w:tc>
+          <w:tcPr>
+            <w:tcW w:w="1052" w:type="dxa"/>
+            <w:vAlign w:val="center"/>
+          </w:tcPr>
+          <w:p>
+            <w:pPr>
+              <w:spacing w:before="0" w:after="0"/>
+            </w:pPr>
+            <w:r>
+              <w:t xml:space="preserve">somente leitura</w:t>
+            </w:r>
+          </w:p>
+        </w:tc>
+        <w:tc>
+          <w:tcPr>
+            <w:tcW w:w="1415" w:type="dxa"/>
+            <w:vAlign w:val="center"/>
+          </w:tcPr>
+          <w:p>
+            <w:pPr>
+              <w:spacing w:before="0" w:after="0"/>
+            </w:pPr>
+            <w:r>
+              <w:t xml:space="preserve">lista de opções</w:t>
+            </w:r>
+          </w:p>
+        </w:tc>
+        <w:tc>
+          <w:tcPr>
+            <w:tcW w:w="1444" w:type="dxa"/>
+            <w:vAlign w:val="center"/>
+          </w:tcPr>
+          <w:p>
+            <w:pPr>
+              <w:spacing w:before="0" w:after="0"/>
+            </w:pPr>
+            <w:r>
+              <w:t xml:space="preserve">sim</w:t>
+            </w:r>
+          </w:p>
+        </w:tc>
+        <w:tc>
+          <w:tcPr>
+            <w:tcW w:w="1445" w:type="dxa"/>
+            <w:vAlign w:val="center"/>
+          </w:tcPr>
+          <w:p>
+            <w:pPr>
+              <w:spacing w:before="0" w:after="0"/>
+            </w:pPr>
+            <w:r>
+              <w:t xml:space="preserve">herdada da consulta que originou a exportação</w:t>
             </w:r>
           </w:p>
         </w:tc>
